--- a/docs/cadrage/artefacts/accessibilite/equipe-11-product-vision-board-v3.1.docx
+++ b/docs/cadrage/artefacts/accessibilite/equipe-11-product-vision-board-v3.1.docx
@@ -227,6 +227,7 @@
       <w:tr>
         <w:trPr>
           <w:cantSplit w:val="0"/>
+          <w:trHeight w:val="266.641812576515" w:hRule="atLeast"/>
           <w:tblHeader w:val="0"/>
         </w:trPr>
         <w:tc>
@@ -271,6 +272,7 @@
       <w:tr>
         <w:trPr>
           <w:cantSplit w:val="0"/>
+          <w:trHeight w:val="1024.33118719394" w:hRule="atLeast"/>
           <w:tblHeader w:val="0"/>
         </w:trPr>
         <w:tc>
@@ -315,6 +317,7 @@
       <w:tr>
         <w:trPr>
           <w:cantSplit w:val="0"/>
+          <w:trHeight w:val="266.641812576515" w:hRule="atLeast"/>
           <w:tblHeader w:val="0"/>
         </w:trPr>
         <w:tc>
@@ -359,6 +362,7 @@
       <w:tr>
         <w:trPr>
           <w:cantSplit w:val="0"/>
+          <w:trHeight w:val="266.641812576515" w:hRule="atLeast"/>
           <w:tblHeader w:val="0"/>
         </w:trPr>
         <w:tc>
@@ -395,7 +399,7 @@
               <w:rPr>
                 <w:rtl w:val="0"/>
               </w:rPr>
-              <w:t xml:space="preserve">v1.1</w:t>
+              <w:t xml:space="preserve">v3.1</w:t>
             </w:r>
           </w:p>
         </w:tc>
@@ -403,6 +407,7 @@
       <w:tr>
         <w:trPr>
           <w:cantSplit w:val="0"/>
+          <w:trHeight w:val="266.641812576515" w:hRule="atLeast"/>
           <w:tblHeader w:val="0"/>
         </w:trPr>
         <w:tc>
@@ -439,7 +444,7 @@
               <w:rPr>
                 <w:rtl w:val="0"/>
               </w:rPr>
-              <w:t xml:space="preserve">29/06/2026  20h07</w:t>
+              <w:t xml:space="preserve">02/07/2026  16h28</w:t>
             </w:r>
           </w:p>
         </w:tc>
@@ -447,6 +452,7 @@
       <w:tr>
         <w:trPr>
           <w:cantSplit w:val="0"/>
+          <w:trHeight w:val="266.641812576515" w:hRule="atLeast"/>
           <w:tblHeader w:val="0"/>
         </w:trPr>
         <w:tc>
@@ -568,7 +574,7 @@
     </w:p>
     <w:sdt>
       <w:sdtPr>
-        <w:id w:val="-644615744"/>
+        <w:id w:val="-1915752225"/>
         <w:docPartObj>
           <w:docPartGallery w:val="Table of Contents"/>
           <w:docPartUnique w:val="1"/>
@@ -884,7 +890,60 @@
                 <w:vertAlign w:val="baseline"/>
                 <w:rtl w:val="0"/>
               </w:rPr>
-              <w:t xml:space="preserve">2.2. Cible secondaire, Enseignant·e (persona émergente J1)</w:t>
+              <w:t xml:space="preserve">2.2. Cible primaire , Enseignant·e (persona émergente J1)</w:t>
+              <w:tab/>
+              <w:t xml:space="preserve">6</w:t>
+            </w:r>
+          </w:hyperlink>
+          <w:r>
+            <w:rPr>
+              <w:rtl w:val="0"/>
+            </w:rPr>
+          </w:r>
+        </w:p>
+        <w:p>
+          <w:pPr>
+            <w:widowControl w:val="0"/>
+            <w:tabs>
+              <w:tab w:val="right" w:leader="none" w:pos="12000"/>
+            </w:tabs>
+            <w:spacing w:after="0" w:before="60" w:line="240" w:lineRule="auto"/>
+            <w:ind w:left="360" w:firstLine="0"/>
+            <w:rPr>
+              <w:rFonts w:ascii="Arial" w:cs="Arial" w:eastAsia="Arial" w:hAnsi="Arial"/>
+              <w:b w:val="0"/>
+              <w:bCs w:val="0"/>
+              <w:i w:val="0"/>
+              <w:iCs w:val="0"/>
+              <w:smallCaps w:val="0"/>
+              <w:strike w:val="0"/>
+              <w:color w:val="000000"/>
+              <w:sz w:val="22"/>
+              <w:szCs w:val="22"/>
+              <w:u w:val="none"/>
+              <w:shd w:fill="auto" w:val="clear"/>
+              <w:vertAlign w:val="baseline"/>
+            </w:rPr>
+          </w:pPr>
+          <w:hyperlink w:anchor="_heading=h.p0r55q5oljkn">
+            <w:r>
+              <w:rPr>
+                <w:rFonts w:ascii="Arial" w:cs="Arial" w:eastAsia="Arial" w:hAnsi="Arial"/>
+                <w:b w:val="0"/>
+                <w:bCs w:val="0"/>
+                <w:i w:val="0"/>
+                <w:iCs w:val="0"/>
+                <w:smallCaps w:val="0"/>
+                <w:strike w:val="0"/>
+                <w:color w:val="000000"/>
+                <w:sz w:val="22"/>
+                <w:szCs w:val="22"/>
+                <w:u w:val="none"/>
+                <w:shd w:fill="auto" w:val="clear"/>
+                <w:vertAlign w:val="baseline"/>
+                <w:rtl w:val="0"/>
+              </w:rPr>
+              <w:t xml:space="preserve">2.4. Cible secondaire , (Inclusion)</w:t>
               <w:tab/>
               <w:t xml:space="preserve">6</w:t>
             </w:r>
@@ -939,7 +998,7 @@
               </w:rPr>
               <w:t xml:space="preserve">2.3. Cible tertiaire, Établissement scolaire (acheteur B2B)</w:t>
               <w:tab/>
-              <w:t xml:space="preserve">6</w:t>
+              <w:t xml:space="preserve">7</w:t>
             </w:r>
           </w:hyperlink>
           <w:r>
@@ -1150,7 +1209,7 @@
               </w:rPr>
               <w:t xml:space="preserve">3.3. Besoins de la cible tertiaire (Établissement)</w:t>
               <w:tab/>
-              <w:t xml:space="preserve">7</w:t>
+              <w:t xml:space="preserve">8</w:t>
             </w:r>
           </w:hyperlink>
           <w:r>
@@ -1202,7 +1261,7 @@
               </w:rPr>
               <w:t xml:space="preserve">4. Product (le produit en 3-5 traits)</w:t>
               <w:tab/>
-              <w:t xml:space="preserve">7</w:t>
+              <w:t xml:space="preserve">8</w:t>
             </w:r>
           </w:hyperlink>
           <w:r>
@@ -1361,7 +1420,7 @@
               </w:rPr>
               <w:t xml:space="preserve">4.3. Pistes Release 2 envisagées (2 à 3 à choisir)</w:t>
               <w:tab/>
-              <w:t xml:space="preserve">8</w:t>
+              <w:t xml:space="preserve">9</w:t>
             </w:r>
           </w:hyperlink>
           <w:r>
@@ -1413,7 +1472,7 @@
               </w:rPr>
               <w:t xml:space="preserve">5. Business Goals (objectifs de succès)</w:t>
               <w:tab/>
-              <w:t xml:space="preserve">8</w:t>
+              <w:t xml:space="preserve">9</w:t>
             </w:r>
           </w:hyperlink>
           <w:r>
@@ -1677,7 +1736,7 @@
               </w:rPr>
               <w:t xml:space="preserve">6.1. Cartographie des concurrents</w:t>
               <w:tab/>
-              <w:t xml:space="preserve">9</w:t>
+              <w:t xml:space="preserve">10</w:t>
             </w:r>
           </w:hyperlink>
           <w:r>
@@ -2976,7 +3035,7 @@
           <w:color w:val="1e1b4b"/>
           <w:rtl w:val="0"/>
         </w:rPr>
-        <w:t xml:space="preserve">2.4. Cible secondaire , (Inclusion &amp; Internationalisation) </w:t>
+        <w:t xml:space="preserve">2.4. Cible secondaire , (Inclusion) </w:t>
       </w:r>
       <w:r>
         <w:rPr>
@@ -3061,7 +3120,7 @@
                 <w:u w:val="single"/>
                 <w:rtl w:val="0"/>
               </w:rPr>
-              <w:t xml:space="preserve"> (Inclusif &amp; International) </w:t>
+              <w:t xml:space="preserve"> (Inclusif ) </w:t>
             </w:r>
           </w:p>
         </w:tc>
@@ -3090,11 +3149,8 @@
             </w:r>
             <w:r>
               <w:rPr>
-                <w:highlight w:val="yellow"/>
-                <w:u w:val="single"/>
-                <w:rtl w:val="0"/>
-              </w:rPr>
-              <w:t xml:space="preserve"> / UE</w:t>
+                <w:rtl w:val="0"/>
+              </w:rPr>
             </w:r>
           </w:p>
         </w:tc>
@@ -4200,10 +4256,58 @@
         </w:rPr>
         <w:t xml:space="preserve">Démontrer une stratégie IA pédagogique concrète et documentée au CA</w:t>
       </w:r>
-      <w:r>
-        <w:rPr>
-          <w:rtl w:val="0"/>
-        </w:rPr>
+    </w:p>
+    <w:p>
+      <w:pPr>
+        <w:keepNext w:val="0"/>
+        <w:keepLines w:val="0"/>
+        <w:pageBreakBefore w:val="0"/>
+        <w:widowControl w:val="1"/>
+        <w:numPr>
+          <w:ilvl w:val="0"/>
+          <w:numId w:val="1"/>
+        </w:numPr>
+        <w:pBdr>
+          <w:top w:space="0" w:sz="0" w:val="nil"/>
+          <w:left w:space="0" w:sz="0" w:val="nil"/>
+          <w:bottom w:space="0" w:sz="0" w:val="nil"/>
+          <w:right w:space="0" w:sz="0" w:val="nil"/>
+          <w:between w:space="0" w:sz="0" w:val="nil"/>
+        </w:pBdr>
+        <w:shd w:fill="auto" w:val="clear"/>
+        <w:spacing w:after="200" w:before="0" w:line="276" w:lineRule="auto"/>
+        <w:ind w:left="360" w:right="0" w:hanging="360"/>
+        <w:jc w:val="left"/>
+        <w:rPr>
+          <w:color w:val="0000ff"/>
+          <w:u w:val="none"/>
+        </w:rPr>
+      </w:pPr>
+      <w:r>
+        <w:rPr>
+          <w:color w:val="0000ff"/>
+          <w:highlight w:val="yellow"/>
+          <w:u w:val="single"/>
+          <w:rtl w:val="0"/>
+        </w:rPr>
+        <w:t xml:space="preserve">Déployer une solution EdTech validée à 100 % par l'audit RGAA ministériel. </w:t>
+      </w:r>
+      <w:r>
+        <w:rPr>
+          <w:color w:val="0000ff"/>
+          <w:u w:val="single"/>
+          <w:shd w:fill="c6c6c6" w:val="clear"/>
+          <w:rtl w:val="0"/>
+        </w:rPr>
+        <w:t xml:space="preserve"> </w:t>
+      </w:r>
+      <w:r>
+        <w:rPr>
+          <w:color w:val="0000ff"/>
+          <w:u w:val="single"/>
+          <w:rtl w:val="0"/>
+        </w:rPr>
+        <w:t xml:space="preserve"> </w:t>
       </w:r>
     </w:p>
     <w:p>
@@ -4610,10 +4714,111 @@
         </w:rPr>
         <w:t xml:space="preserve">: Un écosystème unifié où l'élève s'auto-évalue en autonomie et l'enseignant pilote la progression de la classe sans basculer d'outil.</w:t>
       </w:r>
-      <w:r>
-        <w:rPr>
-          <w:rtl w:val="0"/>
-        </w:rPr>
+    </w:p>
+    <w:p>
+      <w:pPr>
+        <w:keepNext w:val="0"/>
+        <w:keepLines w:val="0"/>
+        <w:pageBreakBefore w:val="0"/>
+        <w:widowControl w:val="1"/>
+        <w:numPr>
+          <w:ilvl w:val="0"/>
+          <w:numId w:val="1"/>
+        </w:numPr>
+        <w:pBdr>
+          <w:top w:space="0" w:sz="0" w:val="nil"/>
+          <w:left w:space="0" w:sz="0" w:val="nil"/>
+          <w:bottom w:space="0" w:sz="0" w:val="nil"/>
+          <w:right w:space="0" w:sz="0" w:val="nil"/>
+          <w:between w:space="0" w:sz="0" w:val="nil"/>
+        </w:pBdr>
+        <w:shd w:fill="auto" w:val="clear"/>
+        <w:spacing w:after="200" w:before="0" w:line="276" w:lineRule="auto"/>
+        <w:ind w:left="360" w:right="0" w:hanging="360"/>
+        <w:jc w:val="left"/>
+        <w:rPr>
+          <w:color w:val="0000ff"/>
+          <w:u w:val="none"/>
+        </w:rPr>
+      </w:pPr>
+      <w:r>
+        <w:rPr>
+          <w:color w:val="0000ff"/>
+          <w:highlight w:val="yellow"/>
+          <w:u w:val="single"/>
+          <w:rtl w:val="0"/>
+        </w:rPr>
+        <w:t xml:space="preserve">Parcourir, configurer et utiliser l'intégralité de l'application sans souris, via une navigation clavier fluide et totalement compatible avec les lecteurs d'écran (VoiceOver, NVDA) pour les élèves malvoyants ou handicapés moteurs.</w:t>
+      </w:r>
+      <w:r>
+        <w:rPr>
+          <w:color w:val="0000ff"/>
+          <w:u w:val="single"/>
+          <w:shd w:fill="c6c6c6" w:val="clear"/>
+          <w:rtl w:val="0"/>
+        </w:rPr>
+        <w:t xml:space="preserve"> </w:t>
+      </w:r>
+      <w:r>
+        <w:rPr>
+          <w:color w:val="0000ff"/>
+          <w:u w:val="single"/>
+          <w:rtl w:val="0"/>
+        </w:rPr>
+        <w:t xml:space="preserve"> </w:t>
+      </w:r>
+    </w:p>
+    <w:p>
+      <w:pPr>
+        <w:keepNext w:val="0"/>
+        <w:keepLines w:val="0"/>
+        <w:pageBreakBefore w:val="0"/>
+        <w:widowControl w:val="1"/>
+        <w:numPr>
+          <w:ilvl w:val="0"/>
+          <w:numId w:val="1"/>
+        </w:numPr>
+        <w:pBdr>
+          <w:top w:space="0" w:sz="0" w:val="nil"/>
+          <w:left w:space="0" w:sz="0" w:val="nil"/>
+          <w:bottom w:space="0" w:sz="0" w:val="nil"/>
+          <w:right w:space="0" w:sz="0" w:val="nil"/>
+          <w:between w:space="0" w:sz="0" w:val="nil"/>
+        </w:pBdr>
+        <w:shd w:fill="auto" w:val="clear"/>
+        <w:spacing w:after="200" w:before="0" w:line="276" w:lineRule="auto"/>
+        <w:ind w:left="360" w:right="0" w:hanging="360"/>
+        <w:jc w:val="left"/>
+        <w:rPr>
+          <w:color w:val="0000ff"/>
+          <w:u w:val="none"/>
+        </w:rPr>
+      </w:pPr>
+      <w:r>
+        <w:rPr>
+          <w:color w:val="0000ff"/>
+          <w:highlight w:val="yellow"/>
+          <w:u w:val="single"/>
+          <w:rtl w:val="0"/>
+        </w:rPr>
+        <w:t xml:space="preserve">Consulter des interfaces adaptées à fort contraste (Tailwind $\ge$ 4,5:1) pour éviter la fatigue oculaire lors des révisions intensives sous pression.</w:t>
+      </w:r>
+      <w:r>
+        <w:rPr>
+          <w:color w:val="0000ff"/>
+          <w:u w:val="single"/>
+          <w:shd w:fill="c6c6c6" w:val="clear"/>
+          <w:rtl w:val="0"/>
+        </w:rPr>
+        <w:t xml:space="preserve"> </w:t>
+      </w:r>
+      <w:r>
+        <w:rPr>
+          <w:color w:val="0000ff"/>
+          <w:u w:val="single"/>
+          <w:rtl w:val="0"/>
+        </w:rPr>
+        <w:t xml:space="preserve"> </w:t>
       </w:r>
     </w:p>
     <w:p>
@@ -5071,176 +5276,6 @@
         <w:keepLines w:val="0"/>
         <w:pageBreakBefore w:val="0"/>
         <w:widowControl w:val="1"/>
-        <w:numPr>
-          <w:ilvl w:val="0"/>
-          <w:numId w:val="1"/>
-        </w:numPr>
-        <w:pBdr>
-          <w:top w:space="0" w:sz="0" w:val="nil"/>
-          <w:left w:space="0" w:sz="0" w:val="nil"/>
-          <w:bottom w:space="0" w:sz="0" w:val="nil"/>
-          <w:right w:space="0" w:sz="0" w:val="nil"/>
-          <w:between w:space="0" w:sz="0" w:val="nil"/>
-        </w:pBdr>
-        <w:shd w:fill="auto" w:val="clear"/>
-        <w:spacing w:after="0" w:before="0" w:line="276" w:lineRule="auto"/>
-        <w:ind w:left="360" w:right="0" w:hanging="360"/>
-        <w:jc w:val="left"/>
-        <w:rPr>
-          <w:color w:val="0000ff"/>
-        </w:rPr>
-      </w:pPr>
-      <w:r>
-        <w:rPr>
-          <w:b w:val="1"/>
-          <w:bCs w:val="1"/>
-          <w:color w:val="0000ff"/>
-          <w:u w:val="single"/>
-          <w:rtl w:val="0"/>
-        </w:rPr>
-        <w:t xml:space="preserve">Candidate 1 : 5 -Explication des réponses (Complexité : 🟡 Moyenne).</w:t>
-      </w:r>
-      <w:r>
-        <w:rPr>
-          <w:rtl w:val="0"/>
-        </w:rPr>
-      </w:r>
-    </w:p>
-    <w:p>
-      <w:pPr>
-        <w:keepNext w:val="0"/>
-        <w:keepLines w:val="0"/>
-        <w:pageBreakBefore w:val="0"/>
-        <w:widowControl w:val="1"/>
-        <w:pBdr>
-          <w:top w:space="0" w:sz="0" w:val="nil"/>
-          <w:left w:space="0" w:sz="0" w:val="nil"/>
-          <w:bottom w:space="0" w:sz="0" w:val="nil"/>
-          <w:right w:space="0" w:sz="0" w:val="nil"/>
-          <w:between w:space="0" w:sz="0" w:val="nil"/>
-        </w:pBdr>
-        <w:shd w:fill="auto" w:val="clear"/>
-        <w:spacing w:after="0" w:before="0" w:line="276" w:lineRule="auto"/>
-        <w:ind w:left="360" w:right="0" w:firstLine="0"/>
-        <w:jc w:val="left"/>
-        <w:rPr>
-          <w:color w:val="0000ff"/>
-          <w:u w:val="single"/>
-        </w:rPr>
-      </w:pPr>
-      <w:r>
-        <w:rPr>
-          <w:i w:val="1"/>
-          <w:iCs w:val="1"/>
-          <w:color w:val="0000ff"/>
-          <w:u w:val="single"/>
-          <w:rtl w:val="0"/>
-        </w:rPr>
-        <w:t xml:space="preserve">Justification </w:t>
-      </w:r>
-      <w:r>
-        <w:rPr>
-          <w:color w:val="0000ff"/>
-          <w:u w:val="single"/>
-          <w:rtl w:val="0"/>
-        </w:rPr>
-        <w:t xml:space="preserve">: Cette fonctionnalité transforme le quiz d'un simple outil d'évaluation en un véritable outil d'apprentissage en explicitant le "pourquoi" de chaque bonne ou mauvaise réponse, ce qui renforce directement notre pilier de fiabilité pédagogique.</w:t>
-      </w:r>
-    </w:p>
-    <w:p>
-      <w:pPr>
-        <w:keepNext w:val="0"/>
-        <w:keepLines w:val="0"/>
-        <w:pageBreakBefore w:val="0"/>
-        <w:widowControl w:val="1"/>
-        <w:numPr>
-          <w:ilvl w:val="0"/>
-          <w:numId w:val="1"/>
-        </w:numPr>
-        <w:pBdr>
-          <w:top w:space="0" w:sz="0" w:val="nil"/>
-          <w:left w:space="0" w:sz="0" w:val="nil"/>
-          <w:bottom w:space="0" w:sz="0" w:val="nil"/>
-          <w:right w:space="0" w:sz="0" w:val="nil"/>
-          <w:between w:space="0" w:sz="0" w:val="nil"/>
-        </w:pBdr>
-        <w:shd w:fill="auto" w:val="clear"/>
-        <w:spacing w:after="0" w:before="0" w:line="276" w:lineRule="auto"/>
-        <w:ind w:left="360" w:right="0" w:hanging="360"/>
-        <w:jc w:val="left"/>
-        <w:rPr>
-          <w:b w:val="1"/>
-          <w:bCs w:val="1"/>
-          <w:color w:val="0000ff"/>
-        </w:rPr>
-      </w:pPr>
-      <w:r>
-        <w:rPr>
-          <w:b w:val="1"/>
-          <w:bCs w:val="1"/>
-          <w:color w:val="0000ff"/>
-          <w:u w:val="single"/>
-          <w:rtl w:val="0"/>
-        </w:rPr>
-        <w:t xml:space="preserve">Candidate 2 : 12 -Export RGPD de mes données (Complexité : 🟡 Moyenne).</w:t>
-      </w:r>
-      <w:r>
-        <w:rPr>
-          <w:rtl w:val="0"/>
-        </w:rPr>
-      </w:r>
-    </w:p>
-    <w:p>
-      <w:pPr>
-        <w:keepNext w:val="0"/>
-        <w:keepLines w:val="0"/>
-        <w:pageBreakBefore w:val="0"/>
-        <w:widowControl w:val="1"/>
-        <w:pBdr>
-          <w:top w:space="0" w:sz="0" w:val="nil"/>
-          <w:left w:space="0" w:sz="0" w:val="nil"/>
-          <w:bottom w:space="0" w:sz="0" w:val="nil"/>
-          <w:right w:space="0" w:sz="0" w:val="nil"/>
-          <w:between w:space="0" w:sz="0" w:val="nil"/>
-        </w:pBdr>
-        <w:shd w:fill="auto" w:val="clear"/>
-        <w:spacing w:after="0" w:before="0" w:line="276" w:lineRule="auto"/>
-        <w:ind w:left="360" w:right="0" w:firstLine="0"/>
-        <w:jc w:val="left"/>
-        <w:rPr>
-          <w:color w:val="0000ff"/>
-          <w:u w:val="single"/>
-        </w:rPr>
-      </w:pPr>
-      <w:r>
-        <w:rPr>
-          <w:i w:val="1"/>
-          <w:iCs w:val="1"/>
-          <w:color w:val="0000ff"/>
-          <w:u w:val="single"/>
-          <w:rtl w:val="0"/>
-        </w:rPr>
-        <w:t xml:space="preserve">Justification </w:t>
-      </w:r>
-      <w:r>
-        <w:rPr>
-          <w:color w:val="0000ff"/>
-          <w:u w:val="single"/>
-          <w:rtl w:val="0"/>
-        </w:rPr>
-        <w:t xml:space="preserve">: Elle matérialise concrètement le droit à la portabilité des données des utilisateurs, ce qui constitue un prérequis contractuel non négociable pour notre cible B2B éducation et nos engagements de conformité locale.</w:t>
-      </w:r>
-    </w:p>
-    <w:p>
-      <w:pPr>
-        <w:keepNext w:val="0"/>
-        <w:keepLines w:val="0"/>
-        <w:pageBreakBefore w:val="0"/>
-        <w:widowControl w:val="1"/>
-        <w:numPr>
-          <w:ilvl w:val="0"/>
-          <w:numId w:val="1"/>
-        </w:numPr>
         <w:pBdr>
           <w:top w:space="0" w:sz="0" w:val="nil"/>
           <w:left w:space="0" w:sz="0" w:val="nil"/>
@@ -5250,41 +5285,53 @@
         </w:pBdr>
         <w:shd w:fill="auto" w:val="clear"/>
         <w:spacing w:after="200" w:before="0" w:line="276" w:lineRule="auto"/>
-        <w:ind w:left="360" w:right="0" w:hanging="360"/>
+        <w:ind w:left="0" w:right="0" w:firstLine="0"/>
         <w:jc w:val="left"/>
         <w:rPr>
           <w:b w:val="1"/>
           <w:bCs w:val="1"/>
           <w:color w:val="0000ff"/>
-        </w:rPr>
-      </w:pPr>
+          <w:highlight w:val="yellow"/>
+        </w:rPr>
+      </w:pPr>
+      <w:r>
+        <w:rPr>
+          <w:rFonts w:ascii="Roboto Mono" w:cs="Roboto Mono" w:eastAsia="Roboto Mono" w:hAnsi="Roboto Mono"/>
+          <w:b w:val="1"/>
+          <w:bCs w:val="1"/>
+          <w:color w:val="188038"/>
+          <w:highlight w:val="yellow"/>
+          <w:rtl w:val="0"/>
+        </w:rPr>
+        <w:t xml:space="preserve">[a11y]</w:t>
+      </w:r>
       <w:r>
         <w:rPr>
           <w:b w:val="1"/>
           <w:bCs w:val="1"/>
           <w:color w:val="0000ff"/>
-          <w:u w:val="single"/>
-          <w:rtl w:val="0"/>
-        </w:rPr>
-        <w:t xml:space="preserve">Candidate 3 : 15 -Catégories / matières &amp; recherche (Complexité : 🟢 Faible). </w:t>
-      </w:r>
-      <w:r>
-        <w:rPr>
-          <w:i w:val="1"/>
-          <w:iCs w:val="1"/>
+          <w:highlight w:val="yellow"/>
+          <w:rtl w:val="0"/>
+        </w:rPr>
+        <w:t xml:space="preserve"> Conformité RGAA (MUST) : Refonte CSS pour l'accessibilité clavier et les contrastes. </w:t>
+      </w:r>
+      <w:r>
+        <w:rPr>
           <w:color w:val="0000ff"/>
-          <w:u w:val="single"/>
-          <w:rtl w:val="0"/>
-        </w:rPr>
-        <w:t xml:space="preserve">Justification </w:t>
-      </w:r>
-      <w:r>
-        <w:rPr>
+          <w:highlight w:val="yellow"/>
+          <w:rtl w:val="0"/>
+        </w:rPr>
+        <w:t xml:space="preserve"> </w:t>
+      </w:r>
+      <w:r>
+        <w:rPr>
+          <w:b w:val="1"/>
+          <w:bCs w:val="1"/>
           <w:color w:val="0000ff"/>
-          <w:u w:val="single"/>
-          <w:rtl w:val="0"/>
-        </w:rPr>
-        <w:t xml:space="preserve">: Très rapide à implémenter via un filtrage sur la vue existante (QuizListView), elle apporte une immense valeur d'usage en permettant à l'étudiant (Léa) comme à l'enseignant (Mme Lefèvre) de trier et de retrouver instantanément un quiz par matière.</w:t>
+          <w:highlight w:val="yellow"/>
+          <w:rtl w:val="0"/>
+        </w:rPr>
+        <w:t xml:space="preserve"> </w:t>
       </w:r>
       <w:r>
         <w:rPr>
@@ -6410,16 +6457,53 @@
           </w:p>
         </w:tc>
         <w:tc>
-          <w:tcPr/>
+          <w:tcPr>
+            <w:tcBorders>
+              <w:top w:color="4f81bd" w:space="0" w:sz="4" w:val="single"/>
+              <w:left w:color="4f81bd" w:space="0" w:sz="4" w:val="single"/>
+              <w:bottom w:color="4f81bd" w:space="0" w:sz="4" w:val="single"/>
+              <w:right w:color="4f81bd" w:space="0" w:sz="4" w:val="single"/>
+            </w:tcBorders>
+            <w:shd w:fill="d3dfee" w:val="clear"/>
+            <w:tcMar>
+              <w:top w:w="0.0" w:type="dxa"/>
+              <w:left w:w="0.0" w:type="dxa"/>
+              <w:bottom w:w="0.0" w:type="dxa"/>
+              <w:right w:w="0.0" w:type="dxa"/>
+            </w:tcMar>
+            <w:vAlign w:val="top"/>
+          </w:tcPr>
           <w:p>
             <w:pPr>
+              <w:pBdr>
+                <w:top w:color="auto" w:space="0" w:sz="0" w:val="none"/>
+                <w:left w:color="auto" w:space="0" w:sz="0" w:val="none"/>
+                <w:bottom w:color="auto" w:space="0" w:sz="0" w:val="none"/>
+                <w:right w:color="auto" w:space="0" w:sz="0" w:val="none"/>
+                <w:between w:color="auto" w:space="0" w:sz="0" w:val="none"/>
+              </w:pBdr>
               <w:rPr/>
             </w:pPr>
             <w:r>
               <w:rPr>
                 <w:rtl w:val="0"/>
               </w:rPr>
-              <w:t xml:space="preserve">Cloud, dépendance OpenAI, données hors UE</w:t>
+              <w:t xml:space="preserve">Cloud, dépendance OpenAI, données hors UE, </w:t>
+            </w:r>
+            <w:r>
+              <w:rPr>
+                <w:color w:val="4a86e8"/>
+                <w:highlight w:val="yellow"/>
+                <w:u w:val="single"/>
+                <w:rtl w:val="0"/>
+              </w:rPr>
+              <w:t xml:space="preserve">absence de certification RGAA pour le service public français.</w:t>
+            </w:r>
+            <w:r>
+              <w:rPr>
+                <w:rtl w:val="0"/>
+              </w:rPr>
+              <w:t xml:space="preserve">  </w:t>
             </w:r>
           </w:p>
         </w:tc>
@@ -6465,9 +6549,30 @@
           </w:p>
         </w:tc>
         <w:tc>
-          <w:tcPr/>
+          <w:tcPr>
+            <w:tcBorders>
+              <w:top w:color="4f81bd" w:space="0" w:sz="4" w:val="single"/>
+              <w:left w:color="4f81bd" w:space="0" w:sz="4" w:val="single"/>
+              <w:bottom w:color="4f81bd" w:space="0" w:sz="4" w:val="single"/>
+              <w:right w:color="4f81bd" w:space="0" w:sz="4" w:val="single"/>
+            </w:tcBorders>
+            <w:tcMar>
+              <w:top w:w="0.0" w:type="dxa"/>
+              <w:left w:w="0.0" w:type="dxa"/>
+              <w:bottom w:w="0.0" w:type="dxa"/>
+              <w:right w:w="0.0" w:type="dxa"/>
+            </w:tcMar>
+            <w:vAlign w:val="top"/>
+          </w:tcPr>
           <w:p>
             <w:pPr>
+              <w:pBdr>
+                <w:top w:color="auto" w:space="0" w:sz="0" w:val="none"/>
+                <w:left w:color="auto" w:space="0" w:sz="0" w:val="none"/>
+                <w:bottom w:color="auto" w:space="0" w:sz="0" w:val="none"/>
+                <w:right w:color="auto" w:space="0" w:sz="0" w:val="none"/>
+                <w:between w:color="auto" w:space="0" w:sz="0" w:val="none"/>
+              </w:pBdr>
               <w:rPr/>
             </w:pPr>
             <w:r>
@@ -6475,6 +6580,21 @@
                 <w:rtl w:val="0"/>
               </w:rPr>
               <w:t xml:space="preserve">Cible étudiants uniquement, pas d'angle enseignant</w:t>
+            </w:r>
+            <w:r>
+              <w:rPr>
+                <w:color w:val="4a86e8"/>
+                <w:highlight w:val="yellow"/>
+                <w:u w:val="single"/>
+                <w:rtl w:val="0"/>
+              </w:rPr>
+              <w:t xml:space="preserve">, absence de certification RGAA pour le service public français.</w:t>
+            </w:r>
+            <w:r>
+              <w:rPr>
+                <w:rtl w:val="0"/>
+              </w:rPr>
+              <w:t xml:space="preserve">  </w:t>
             </w:r>
           </w:p>
         </w:tc>
@@ -6520,16 +6640,38 @@
           </w:p>
         </w:tc>
         <w:tc>
-          <w:tcPr/>
+          <w:tcPr>
+            <w:tcBorders>
+              <w:top w:color="4f81bd" w:space="0" w:sz="4" w:val="single"/>
+              <w:left w:color="4f81bd" w:space="0" w:sz="4" w:val="single"/>
+              <w:bottom w:color="4f81bd" w:space="0" w:sz="4" w:val="single"/>
+              <w:right w:color="4f81bd" w:space="0" w:sz="4" w:val="single"/>
+            </w:tcBorders>
+            <w:shd w:fill="d3dfee" w:val="clear"/>
+            <w:tcMar>
+              <w:top w:w="0.0" w:type="dxa"/>
+              <w:left w:w="0.0" w:type="dxa"/>
+              <w:bottom w:w="0.0" w:type="dxa"/>
+              <w:right w:w="0.0" w:type="dxa"/>
+            </w:tcMar>
+            <w:vAlign w:val="top"/>
+          </w:tcPr>
           <w:p>
             <w:pPr>
+              <w:pBdr>
+                <w:top w:color="auto" w:space="0" w:sz="0" w:val="none"/>
+                <w:left w:color="auto" w:space="0" w:sz="0" w:val="none"/>
+                <w:bottom w:color="auto" w:space="0" w:sz="0" w:val="none"/>
+                <w:right w:color="auto" w:space="0" w:sz="0" w:val="none"/>
+                <w:between w:color="auto" w:space="0" w:sz="0" w:val="none"/>
+              </w:pBdr>
               <w:rPr/>
             </w:pPr>
             <w:r>
               <w:rPr>
                 <w:rtl w:val="0"/>
               </w:rPr>
-              <w:t xml:space="preserve">Pas d'ancrage cours fourni, focus marché US</w:t>
+              <w:t xml:space="preserve">Pas d'ancrage cours fourni, focus marché US </w:t>
             </w:r>
           </w:p>
         </w:tc>
@@ -6575,16 +6717,55 @@
           </w:p>
         </w:tc>
         <w:tc>
-          <w:tcPr/>
+          <w:tcPr>
+            <w:tcBorders>
+              <w:top w:color="4f81bd" w:space="0" w:sz="4" w:val="single"/>
+              <w:left w:color="4f81bd" w:space="0" w:sz="4" w:val="single"/>
+              <w:bottom w:color="4f81bd" w:space="0" w:sz="4" w:val="single"/>
+              <w:right w:color="4f81bd" w:space="0" w:sz="4" w:val="single"/>
+            </w:tcBorders>
+            <w:tcMar>
+              <w:top w:w="0.0" w:type="dxa"/>
+              <w:left w:w="0.0" w:type="dxa"/>
+              <w:bottom w:w="0.0" w:type="dxa"/>
+              <w:right w:w="0.0" w:type="dxa"/>
+            </w:tcMar>
+            <w:vAlign w:val="top"/>
+          </w:tcPr>
           <w:p>
             <w:pPr>
-              <w:rPr/>
+              <w:pBdr>
+                <w:top w:color="auto" w:space="0" w:sz="0" w:val="none"/>
+                <w:left w:color="auto" w:space="0" w:sz="0" w:val="none"/>
+                <w:bottom w:color="auto" w:space="0" w:sz="0" w:val="none"/>
+                <w:right w:color="auto" w:space="0" w:sz="0" w:val="none"/>
+                <w:between w:color="auto" w:space="0" w:sz="0" w:val="none"/>
+              </w:pBdr>
+              <w:rPr>
+                <w:color w:val="4a86e8"/>
+              </w:rPr>
             </w:pPr>
             <w:r>
               <w:rPr>
                 <w:rtl w:val="0"/>
               </w:rPr>
               <w:t xml:space="preserve">US-first, conformité RGPD UE floue</w:t>
+            </w:r>
+            <w:r>
+              <w:rPr>
+                <w:color w:val="4a86e8"/>
+                <w:highlight w:val="yellow"/>
+                <w:u w:val="single"/>
+                <w:rtl w:val="0"/>
+              </w:rPr>
+              <w:t xml:space="preserve">, absence de certification RGAA pour le service public français. </w:t>
+            </w:r>
+            <w:r>
+              <w:rPr>
+                <w:color w:val="4a86e8"/>
+                <w:rtl w:val="0"/>
+              </w:rPr>
+              <w:t xml:space="preserve"> </w:t>
             </w:r>
           </w:p>
         </w:tc>
@@ -6834,10 +7015,58 @@
         </w:rPr>
         <w:t xml:space="preserve">Notre architecture est 100 % locale par conception : aucune donnée scolaire ne quitte le serveur de l'établissement, ni par défaut, ni en repli cloud.</w:t>
       </w:r>
-      <w:r>
-        <w:rPr>
-          <w:rtl w:val="0"/>
-        </w:rPr>
+    </w:p>
+    <w:p>
+      <w:pPr>
+        <w:keepNext w:val="0"/>
+        <w:keepLines w:val="0"/>
+        <w:pageBreakBefore w:val="0"/>
+        <w:widowControl w:val="1"/>
+        <w:numPr>
+          <w:ilvl w:val="0"/>
+          <w:numId w:val="2"/>
+        </w:numPr>
+        <w:pBdr>
+          <w:top w:space="0" w:sz="0" w:val="nil"/>
+          <w:left w:space="0" w:sz="0" w:val="nil"/>
+          <w:bottom w:space="0" w:sz="0" w:val="nil"/>
+          <w:right w:space="0" w:sz="0" w:val="nil"/>
+          <w:between w:space="0" w:sz="0" w:val="nil"/>
+        </w:pBdr>
+        <w:shd w:fill="auto" w:val="clear"/>
+        <w:spacing w:after="200" w:before="0" w:line="276" w:lineRule="auto"/>
+        <w:ind w:left="360" w:right="0" w:hanging="360"/>
+        <w:jc w:val="left"/>
+        <w:rPr>
+          <w:color w:val="0000ff"/>
+          <w:u w:val="none"/>
+        </w:rPr>
+      </w:pPr>
+      <w:r>
+        <w:rPr>
+          <w:b w:val="1"/>
+          <w:bCs w:val="1"/>
+          <w:highlight w:val="yellow"/>
+          <w:u w:val="single"/>
+          <w:rtl w:val="0"/>
+        </w:rPr>
+        <w:t xml:space="preserve">Accessibilité d'État (RGAA) :</w:t>
+      </w:r>
+      <w:r>
+        <w:rPr>
+          <w:highlight w:val="yellow"/>
+          <w:u w:val="single"/>
+          <w:rtl w:val="0"/>
+        </w:rPr>
+        <w:t xml:space="preserve"> EduTutor intègre l'inclusion par conception (clavier, lecteur d'écran, contrastes), rendant l'outil légalement déployable dans le public.</w:t>
+      </w:r>
+      <w:r>
+        <w:rPr>
+          <w:color w:val="0000ff"/>
+          <w:u w:val="single"/>
+          <w:rtl w:val="0"/>
+        </w:rPr>
+        <w:t xml:space="preserve"> </w:t>
       </w:r>
     </w:p>
     <w:p>
